--- a/docs/phase-one/04-数据库设计文档.docx
+++ b/docs/phase-one/04-数据库设计文档.docx
@@ -4194,6 +4194,135 @@
                 <w:b w:val="0"/>
                 <w:sz w:val="18"/>
               </w:rPr>
+              <w:t>target_department_id</w:t>
+            </w:r>
+          </w:p>
+        </w:tc>
+        <w:tc>
+          <w:tcPr>
+            <w:tcW w:type="dxa" w:w="2381"/>
+            <w:vAlign w:val="center"/>
+            <w:tcBorders>
+              <w:top w:val="single" w:sz="4" w:color="D9D9D9"/>
+              <w:left w:val="single" w:sz="4" w:color="D9D9D9"/>
+              <w:bottom w:val="single" w:sz="4" w:color="D9D9D9"/>
+              <w:right w:val="single" w:sz="4" w:color="D9D9D9"/>
+            </w:tcBorders>
+            <w:shd w:fill="FFFFFF"/>
+            <w:tcMar>
+              <w:top w:w="80" w:type="dxa"/>
+              <w:bottom w:w="80" w:type="dxa"/>
+              <w:left w:w="80" w:type="dxa"/>
+              <w:right w:w="80" w:type="dxa"/>
+            </w:tcMar>
+          </w:tcPr>
+          <w:p>
+            <w:pPr>
+              <w:spacing w:after="40" w:line="252" w:lineRule="auto"/>
+            </w:pPr>
+            <w:r>
+              <w:rPr>
+                <w:b w:val="0"/>
+                <w:sz w:val="18"/>
+              </w:rPr>
+              <w:t>bigint</w:t>
+            </w:r>
+          </w:p>
+        </w:tc>
+        <w:tc>
+          <w:tcPr>
+            <w:tcW w:type="dxa" w:w="964"/>
+            <w:vAlign w:val="center"/>
+            <w:tcBorders>
+              <w:top w:val="single" w:sz="4" w:color="D9D9D9"/>
+              <w:left w:val="single" w:sz="4" w:color="D9D9D9"/>
+              <w:bottom w:val="single" w:sz="4" w:color="D9D9D9"/>
+              <w:right w:val="single" w:sz="4" w:color="D9D9D9"/>
+            </w:tcBorders>
+            <w:shd w:fill="FFFFFF"/>
+            <w:tcMar>
+              <w:top w:w="80" w:type="dxa"/>
+              <w:bottom w:w="80" w:type="dxa"/>
+              <w:left w:w="80" w:type="dxa"/>
+              <w:right w:w="80" w:type="dxa"/>
+            </w:tcMar>
+          </w:tcPr>
+          <w:p>
+            <w:pPr>
+              <w:spacing w:after="40" w:line="252" w:lineRule="auto"/>
+            </w:pPr>
+            <w:r>
+              <w:rPr>
+                <w:b w:val="0"/>
+                <w:sz w:val="18"/>
+              </w:rPr>
+              <w:t>可空</w:t>
+            </w:r>
+          </w:p>
+        </w:tc>
+        <w:tc>
+          <w:tcPr>
+            <w:tcW w:type="dxa" w:w="3685"/>
+            <w:vAlign w:val="center"/>
+            <w:tcBorders>
+              <w:top w:val="single" w:sz="4" w:color="D9D9D9"/>
+              <w:left w:val="single" w:sz="4" w:color="D9D9D9"/>
+              <w:bottom w:val="single" w:sz="4" w:color="D9D9D9"/>
+              <w:right w:val="single" w:sz="4" w:color="D9D9D9"/>
+            </w:tcBorders>
+            <w:shd w:fill="FFFFFF"/>
+            <w:tcMar>
+              <w:top w:w="80" w:type="dxa"/>
+              <w:bottom w:w="80" w:type="dxa"/>
+              <w:left w:w="80" w:type="dxa"/>
+              <w:right w:w="80" w:type="dxa"/>
+            </w:tcMar>
+          </w:tcPr>
+          <w:p>
+            <w:pPr>
+              <w:spacing w:after="40" w:line="252" w:lineRule="auto"/>
+            </w:pPr>
+            <w:r>
+              <w:rPr>
+                <w:b w:val="0"/>
+                <w:sz w:val="18"/>
+              </w:rPr>
+              <w:t>被操作员工所属部门，用于部门管理员查询</w:t>
+            </w:r>
+          </w:p>
+        </w:tc>
+      </w:tr>
+      <w:tr>
+        <w:trPr>
+          <w:cantSplit/>
+        </w:trPr>
+        <w:tc>
+          <w:tcPr>
+            <w:tcW w:type="dxa" w:w="2608"/>
+            <w:vAlign w:val="center"/>
+            <w:tcBorders>
+              <w:top w:val="single" w:sz="4" w:color="D9D9D9"/>
+              <w:left w:val="single" w:sz="4" w:color="D9D9D9"/>
+              <w:bottom w:val="single" w:sz="4" w:color="D9D9D9"/>
+              <w:right w:val="single" w:sz="4" w:color="D9D9D9"/>
+            </w:tcBorders>
+            <w:shd w:fill="FFFFFF"/>
+            <w:tcMar>
+              <w:top w:w="80" w:type="dxa"/>
+              <w:bottom w:w="80" w:type="dxa"/>
+              <w:left w:w="80" w:type="dxa"/>
+              <w:right w:w="80" w:type="dxa"/>
+            </w:tcMar>
+          </w:tcPr>
+          <w:p>
+            <w:pPr>
+              <w:spacing w:after="40" w:line="252" w:lineRule="auto"/>
+            </w:pPr>
+            <w:r>
+              <w:rPr>
+                <w:b w:val="0"/>
+                <w:sz w:val="18"/>
+              </w:rPr>
               <w:t>result</w:t>
             </w:r>
           </w:p>
@@ -15149,7 +15278,7 @@
                 <w:b w:val="0"/>
                 <w:sz w:val="18"/>
               </w:rPr>
-              <w:t>id</w:t>
+              <w:t>active</w:t>
             </w:r>
           </w:p>
         </w:tc>
@@ -15180,7 +15309,7 @@
                 <w:b w:val="0"/>
                 <w:sz w:val="18"/>
               </w:rPr>
-              <w:t>bigint</w:t>
+              <w:t>boolean</w:t>
             </w:r>
           </w:p>
         </w:tc>
@@ -15242,7 +15371,7 @@
                 <w:b w:val="0"/>
                 <w:sz w:val="18"/>
               </w:rPr>
-              <w:t>记录主键</w:t>
+              <w:t>权限点是否有效（失效保留授权但不生效）</w:t>
             </w:r>
           </w:p>
         </w:tc>
@@ -15278,6 +15407,135 @@
                 <w:b w:val="0"/>
                 <w:sz w:val="18"/>
               </w:rPr>
+              <w:t>id</w:t>
+            </w:r>
+          </w:p>
+        </w:tc>
+        <w:tc>
+          <w:tcPr>
+            <w:tcW w:type="dxa" w:w="2381"/>
+            <w:vAlign w:val="center"/>
+            <w:tcBorders>
+              <w:top w:val="single" w:sz="4" w:color="D9D9D9"/>
+              <w:left w:val="single" w:sz="4" w:color="D9D9D9"/>
+              <w:bottom w:val="single" w:sz="4" w:color="D9D9D9"/>
+              <w:right w:val="single" w:sz="4" w:color="D9D9D9"/>
+            </w:tcBorders>
+            <w:shd w:fill="FFFFFF"/>
+            <w:tcMar>
+              <w:top w:w="80" w:type="dxa"/>
+              <w:bottom w:w="80" w:type="dxa"/>
+              <w:left w:w="80" w:type="dxa"/>
+              <w:right w:w="80" w:type="dxa"/>
+            </w:tcMar>
+          </w:tcPr>
+          <w:p>
+            <w:pPr>
+              <w:spacing w:after="40" w:line="252" w:lineRule="auto"/>
+            </w:pPr>
+            <w:r>
+              <w:rPr>
+                <w:b w:val="0"/>
+                <w:sz w:val="18"/>
+              </w:rPr>
+              <w:t>bigint</w:t>
+            </w:r>
+          </w:p>
+        </w:tc>
+        <w:tc>
+          <w:tcPr>
+            <w:tcW w:type="dxa" w:w="964"/>
+            <w:vAlign w:val="center"/>
+            <w:tcBorders>
+              <w:top w:val="single" w:sz="4" w:color="D9D9D9"/>
+              <w:left w:val="single" w:sz="4" w:color="D9D9D9"/>
+              <w:bottom w:val="single" w:sz="4" w:color="D9D9D9"/>
+              <w:right w:val="single" w:sz="4" w:color="D9D9D9"/>
+            </w:tcBorders>
+            <w:shd w:fill="FFFFFF"/>
+            <w:tcMar>
+              <w:top w:w="80" w:type="dxa"/>
+              <w:bottom w:w="80" w:type="dxa"/>
+              <w:left w:w="80" w:type="dxa"/>
+              <w:right w:w="80" w:type="dxa"/>
+            </w:tcMar>
+          </w:tcPr>
+          <w:p>
+            <w:pPr>
+              <w:spacing w:after="40" w:line="252" w:lineRule="auto"/>
+            </w:pPr>
+            <w:r>
+              <w:rPr>
+                <w:b w:val="0"/>
+                <w:sz w:val="18"/>
+              </w:rPr>
+              <w:t>非空</w:t>
+            </w:r>
+          </w:p>
+        </w:tc>
+        <w:tc>
+          <w:tcPr>
+            <w:tcW w:type="dxa" w:w="3685"/>
+            <w:vAlign w:val="center"/>
+            <w:tcBorders>
+              <w:top w:val="single" w:sz="4" w:color="D9D9D9"/>
+              <w:left w:val="single" w:sz="4" w:color="D9D9D9"/>
+              <w:bottom w:val="single" w:sz="4" w:color="D9D9D9"/>
+              <w:right w:val="single" w:sz="4" w:color="D9D9D9"/>
+            </w:tcBorders>
+            <w:shd w:fill="FFFFFF"/>
+            <w:tcMar>
+              <w:top w:w="80" w:type="dxa"/>
+              <w:bottom w:w="80" w:type="dxa"/>
+              <w:left w:w="80" w:type="dxa"/>
+              <w:right w:w="80" w:type="dxa"/>
+            </w:tcMar>
+          </w:tcPr>
+          <w:p>
+            <w:pPr>
+              <w:spacing w:after="40" w:line="252" w:lineRule="auto"/>
+            </w:pPr>
+            <w:r>
+              <w:rPr>
+                <w:b w:val="0"/>
+                <w:sz w:val="18"/>
+              </w:rPr>
+              <w:t>记录主键</w:t>
+            </w:r>
+          </w:p>
+        </w:tc>
+      </w:tr>
+      <w:tr>
+        <w:trPr>
+          <w:cantSplit/>
+        </w:trPr>
+        <w:tc>
+          <w:tcPr>
+            <w:tcW w:type="dxa" w:w="2608"/>
+            <w:vAlign w:val="center"/>
+            <w:tcBorders>
+              <w:top w:val="single" w:sz="4" w:color="D9D9D9"/>
+              <w:left w:val="single" w:sz="4" w:color="D9D9D9"/>
+              <w:bottom w:val="single" w:sz="4" w:color="D9D9D9"/>
+              <w:right w:val="single" w:sz="4" w:color="D9D9D9"/>
+            </w:tcBorders>
+            <w:shd w:fill="FFFFFF"/>
+            <w:tcMar>
+              <w:top w:w="80" w:type="dxa"/>
+              <w:bottom w:w="80" w:type="dxa"/>
+              <w:left w:w="80" w:type="dxa"/>
+              <w:right w:w="80" w:type="dxa"/>
+            </w:tcMar>
+          </w:tcPr>
+          <w:p>
+            <w:pPr>
+              <w:spacing w:after="40" w:line="252" w:lineRule="auto"/>
+            </w:pPr>
+            <w:r>
+              <w:rPr>
+                <w:b w:val="0"/>
+                <w:sz w:val="18"/>
+              </w:rPr>
               <w:t>system_id</w:t>
             </w:r>
           </w:p>
@@ -15372,6 +15630,135 @@
                 <w:sz w:val="18"/>
               </w:rPr>
               <w:t>业务系统编号</w:t>
+            </w:r>
+          </w:p>
+        </w:tc>
+      </w:tr>
+      <w:tr>
+        <w:trPr>
+          <w:cantSplit/>
+        </w:trPr>
+        <w:tc>
+          <w:tcPr>
+            <w:tcW w:type="dxa" w:w="2608"/>
+            <w:vAlign w:val="center"/>
+            <w:tcBorders>
+              <w:top w:val="single" w:sz="4" w:color="D9D9D9"/>
+              <w:left w:val="single" w:sz="4" w:color="D9D9D9"/>
+              <w:bottom w:val="single" w:sz="4" w:color="D9D9D9"/>
+              <w:right w:val="single" w:sz="4" w:color="D9D9D9"/>
+            </w:tcBorders>
+            <w:shd w:fill="FFFFFF"/>
+            <w:tcMar>
+              <w:top w:w="80" w:type="dxa"/>
+              <w:bottom w:w="80" w:type="dxa"/>
+              <w:left w:w="80" w:type="dxa"/>
+              <w:right w:w="80" w:type="dxa"/>
+            </w:tcMar>
+          </w:tcPr>
+          <w:p>
+            <w:pPr>
+              <w:spacing w:after="40" w:line="252" w:lineRule="auto"/>
+            </w:pPr>
+            <w:r>
+              <w:rPr>
+                <w:b w:val="0"/>
+                <w:sz w:val="18"/>
+              </w:rPr>
+              <w:t>type</w:t>
+            </w:r>
+          </w:p>
+        </w:tc>
+        <w:tc>
+          <w:tcPr>
+            <w:tcW w:type="dxa" w:w="2381"/>
+            <w:vAlign w:val="center"/>
+            <w:tcBorders>
+              <w:top w:val="single" w:sz="4" w:color="D9D9D9"/>
+              <w:left w:val="single" w:sz="4" w:color="D9D9D9"/>
+              <w:bottom w:val="single" w:sz="4" w:color="D9D9D9"/>
+              <w:right w:val="single" w:sz="4" w:color="D9D9D9"/>
+            </w:tcBorders>
+            <w:shd w:fill="FFFFFF"/>
+            <w:tcMar>
+              <w:top w:w="80" w:type="dxa"/>
+              <w:bottom w:w="80" w:type="dxa"/>
+              <w:left w:w="80" w:type="dxa"/>
+              <w:right w:w="80" w:type="dxa"/>
+            </w:tcMar>
+          </w:tcPr>
+          <w:p>
+            <w:pPr>
+              <w:spacing w:after="40" w:line="252" w:lineRule="auto"/>
+            </w:pPr>
+            <w:r>
+              <w:rPr>
+                <w:b w:val="0"/>
+                <w:sz w:val="18"/>
+              </w:rPr>
+              <w:t>varchar(16)</w:t>
+            </w:r>
+          </w:p>
+        </w:tc>
+        <w:tc>
+          <w:tcPr>
+            <w:tcW w:type="dxa" w:w="964"/>
+            <w:vAlign w:val="center"/>
+            <w:tcBorders>
+              <w:top w:val="single" w:sz="4" w:color="D9D9D9"/>
+              <w:left w:val="single" w:sz="4" w:color="D9D9D9"/>
+              <w:bottom w:val="single" w:sz="4" w:color="D9D9D9"/>
+              <w:right w:val="single" w:sz="4" w:color="D9D9D9"/>
+            </w:tcBorders>
+            <w:shd w:fill="FFFFFF"/>
+            <w:tcMar>
+              <w:top w:w="80" w:type="dxa"/>
+              <w:bottom w:w="80" w:type="dxa"/>
+              <w:left w:w="80" w:type="dxa"/>
+              <w:right w:w="80" w:type="dxa"/>
+            </w:tcMar>
+          </w:tcPr>
+          <w:p>
+            <w:pPr>
+              <w:spacing w:after="40" w:line="252" w:lineRule="auto"/>
+            </w:pPr>
+            <w:r>
+              <w:rPr>
+                <w:b w:val="0"/>
+                <w:sz w:val="18"/>
+              </w:rPr>
+              <w:t>非空</w:t>
+            </w:r>
+          </w:p>
+        </w:tc>
+        <w:tc>
+          <w:tcPr>
+            <w:tcW w:type="dxa" w:w="3685"/>
+            <w:vAlign w:val="center"/>
+            <w:tcBorders>
+              <w:top w:val="single" w:sz="4" w:color="D9D9D9"/>
+              <w:left w:val="single" w:sz="4" w:color="D9D9D9"/>
+              <w:bottom w:val="single" w:sz="4" w:color="D9D9D9"/>
+              <w:right w:val="single" w:sz="4" w:color="D9D9D9"/>
+            </w:tcBorders>
+            <w:shd w:fill="FFFFFF"/>
+            <w:tcMar>
+              <w:top w:w="80" w:type="dxa"/>
+              <w:bottom w:w="80" w:type="dxa"/>
+              <w:left w:w="80" w:type="dxa"/>
+              <w:right w:w="80" w:type="dxa"/>
+            </w:tcMar>
+          </w:tcPr>
+          <w:p>
+            <w:pPr>
+              <w:spacing w:after="40" w:line="252" w:lineRule="auto"/>
+            </w:pPr>
+            <w:r>
+              <w:rPr>
+                <w:b w:val="0"/>
+                <w:sz w:val="18"/>
+              </w:rPr>
+              <w:t>权限类型 MENU/BUTTON/API</w:t>
             </w:r>
           </w:p>
         </w:tc>
@@ -19201,6 +19588,79 @@
     <w:p>
       <w:pPr>
         <w:pStyle w:val="Heading1"/>
+      </w:pPr>
+      <w:r>
+        <w:t>7 MySQL 8 实测</w:t>
+      </w:r>
+    </w:p>
+    <w:p>
+      <w:r>
+        <w:t>MySQL Community Server 8.4.8（本机隔离实例 127.0.0.1:3407，utf8mb4，UTC） 上执行 database-mysql-phase-one.sql：无错误执行，25 张表、24 个外键、60 个索引；spring.jpa.hibernate.ddl-auto=validate 启动通过，实体与表结构一致。</w:t>
+      </w:r>
+    </w:p>
+    <w:p>
+      <w:r>
+        <w:t>在该库上通过 HTTP 导入三份原始表：111 部门、10000 员工、797 操作权限，预览 0.6 秒、提交 3.6 秒，重复提交识别为已导入。串联场景 49 个请求 / 65 条断言全部通过，HTTP 验收 11/11 通过。</w:t>
+      </w:r>
+    </w:p>
+    <w:p>
+      <w:r>
+        <w:t>实测发现的问题：MySQL 拒绝只读事务中的写入：RbacService.requirePermission 继承类级 readOnly，而令牌校验会写会话活动时间，报销接口返回 500；H2 不执行只读限制。已改为读写事务后全部通过。 未覆盖：多实例部署、备份恢复、执行计划与性能指标未在本次验证。</w:t>
+      </w:r>
+    </w:p>
+    <w:p>
+      <w:pPr>
+        <w:pStyle w:val="Heading1"/>
+        <w:pageBreakBefore/>
+      </w:pPr>
+      <w:r>
+        <w:t>ER 图：完整结构</w:t>
+      </w:r>
+    </w:p>
+    <w:p>
+      <w:r>
+        <w:t>每张表只出现一次，框内列出主键与外键列，连线由外键表指向被引用表。下面三张分组图是同一结构按业务域的放大。</w:t>
+      </w:r>
+    </w:p>
+    <w:p>
+      <w:r>
+        <w:drawing>
+          <wp:inline xmlns:a="http://schemas.openxmlformats.org/drawingml/2006/main" xmlns:pic="http://schemas.openxmlformats.org/drawingml/2006/picture">
+            <wp:extent cx="6120000" cy="4001538"/>
+            <wp:docPr id="1" name="Picture 1"/>
+            <wp:cNvGraphicFramePr>
+              <a:graphicFrameLocks noChangeAspect="1"/>
+            </wp:cNvGraphicFramePr>
+            <a:graphic>
+              <a:graphicData uri="http://schemas.openxmlformats.org/drawingml/2006/picture">
+                <pic:pic>
+                  <pic:nvPicPr>
+                    <pic:cNvPr id="0" name="er-full.png"/>
+                    <pic:cNvPicPr/>
+                  </pic:nvPicPr>
+                  <pic:blipFill>
+                    <a:blip r:embed="rId10"/>
+                    <a:stretch>
+                      <a:fillRect/>
+                    </a:stretch>
+                  </pic:blipFill>
+                  <pic:spPr>
+                    <a:xfrm>
+                      <a:off x="0" y="0"/>
+                      <a:ext cx="6120000" cy="4001538"/>
+                    </a:xfrm>
+                    <a:prstGeom prst="rect"/>
+                  </pic:spPr>
+                </pic:pic>
+              </a:graphicData>
+            </a:graphic>
+          </wp:inline>
+        </w:drawing>
+      </w:r>
+    </w:p>
+    <w:p>
+      <w:pPr>
+        <w:pStyle w:val="Heading1"/>
         <w:pageBreakBefore/>
       </w:pPr>
       <w:r>
@@ -19217,7 +19677,7 @@
         <w:drawing>
           <wp:inline xmlns:a="http://schemas.openxmlformats.org/drawingml/2006/main" xmlns:pic="http://schemas.openxmlformats.org/drawingml/2006/picture">
             <wp:extent cx="6120000" cy="3753600"/>
-            <wp:docPr id="1" name="Picture 1"/>
+            <wp:docPr id="2" name="Picture 2"/>
             <wp:cNvGraphicFramePr>
               <a:graphicFrameLocks noChangeAspect="1"/>
             </wp:cNvGraphicFramePr>
@@ -19229,7 +19689,7 @@
                     <pic:cNvPicPr/>
                   </pic:nvPicPr>
                   <pic:blipFill>
-                    <a:blip r:embed="rId10"/>
+                    <a:blip r:embed="rId11"/>
                     <a:stretch>
                       <a:fillRect/>
                     </a:stretch>
@@ -19267,7 +19727,7 @@
         <w:drawing>
           <wp:inline xmlns:a="http://schemas.openxmlformats.org/drawingml/2006/main" xmlns:pic="http://schemas.openxmlformats.org/drawingml/2006/picture">
             <wp:extent cx="6120000" cy="6303600"/>
-            <wp:docPr id="2" name="Picture 2"/>
+            <wp:docPr id="3" name="Picture 3"/>
             <wp:cNvGraphicFramePr>
               <a:graphicFrameLocks noChangeAspect="1"/>
             </wp:cNvGraphicFramePr>
@@ -19279,7 +19739,7 @@
                     <pic:cNvPicPr/>
                   </pic:nvPicPr>
                   <pic:blipFill>
-                    <a:blip r:embed="rId11"/>
+                    <a:blip r:embed="rId12"/>
                     <a:stretch>
                       <a:fillRect/>
                     </a:stretch>
@@ -19317,7 +19777,7 @@
         <w:drawing>
           <wp:inline xmlns:a="http://schemas.openxmlformats.org/drawingml/2006/main" xmlns:pic="http://schemas.openxmlformats.org/drawingml/2006/picture">
             <wp:extent cx="6120000" cy="4263600"/>
-            <wp:docPr id="3" name="Picture 3"/>
+            <wp:docPr id="4" name="Picture 4"/>
             <wp:cNvGraphicFramePr>
               <a:graphicFrameLocks noChangeAspect="1"/>
             </wp:cNvGraphicFramePr>
@@ -19329,7 +19789,7 @@
                     <pic:cNvPicPr/>
                   </pic:nvPicPr>
                   <pic:blipFill>
-                    <a:blip r:embed="rId12"/>
+                    <a:blip r:embed="rId13"/>
                     <a:stretch>
                       <a:fillRect/>
                     </a:stretch>

--- a/docs/phase-one/04-数据库设计文档.docx
+++ b/docs/phase-one/04-数据库设计文档.docx
@@ -25,7 +25,7 @@
     </w:p>
     <w:p>
       <w:r>
-        <w:t>当前结构包含业务、OAuth2 和 HTTP 会话共三十八张表。结构根据 Hibernate 元数据及 Spring 官方 JDBC schema 离线生成；本次未在 MySQL 执行脚本。</w:t>
+        <w:t>当前结构包含业务、OAuth2 和 HTTP 会话共三十八张表。结构根据 Hibernate 元数据及 Spring 官方 JDBC schema 离线生成；已完成真实 MySQL 新建及隔离旧结构升级验证。</w:t>
       </w:r>
     </w:p>
     <w:p>
@@ -33,7 +33,7 @@
         <w:pStyle w:val="Subtitle"/>
       </w:pPr>
       <w:r>
-        <w:t>依据 DOC 01 V1.0 原始需求  本次未运行项目测试</w:t>
+        <w:t>依据 DOC 01 V1.0 原始需求  本次未运行项目测试套件  接口联调另有记录</w:t>
       </w:r>
     </w:p>
     <w:p>
@@ -696,7 +696,7 @@
     </w:p>
     <w:p>
       <w:r>
-        <w:t>迁移脚本没有在本次运行，因此表数和字段一致性属于离线元数据检查结果。数据库版本兼容、迁移前后数据核对、回滚恢复及多实例行为仍需运行验收。</w:t>
+        <w:t>本次在云端 MySQL 9.2 新建三十八表应用库，并在隔离旧结构库执行升级。核对原有两个账号凭证、用户角色关系、权限版本和内置管理员标记；prod 模式结构校验成功。原服务器没有旧 RBAC 业务库，因此这不是旧业务数据迁移。备份恢复演练、多实例与容量仍未验收。</w:t>
       </w:r>
     </w:p>
     <w:p>
